--- a/src/utils/template_retail.docx
+++ b/src/utils/template_retail.docx
@@ -399,7 +399,7 @@
           <w:sz w:val="36"/>
           <w:szCs w:val="36"/>
         </w:rPr>
-        <w:t>Товарный чек</w:t>
+        <w:t>СЧЕТ</w:t>
       </w:r>
       <w:r>
         <w:rPr>
@@ -477,16 +477,7 @@
           <w:sz w:val="28"/>
           <w:szCs w:val="28"/>
         </w:rPr>
-        <w:t>Заказчик</w:t>
-      </w:r>
-      <w:r>
-        <w:rPr>
-          <w:rFonts w:ascii="Times New Roman" w:hAnsi="Times New Roman" w:cs="Times New Roman"/>
-          <w:b/>
-          <w:sz w:val="28"/>
-          <w:szCs w:val="28"/>
-        </w:rPr>
-        <w:t>: {{</w:t>
+        <w:t>Плательщик: {{</w:t>
       </w:r>
       <w:proofErr w:type="spellStart"/>
       <w:r>
@@ -512,14 +503,62 @@
     </w:p>
     <w:p>
       <w:pPr>
+        <w:rPr>
+          <w:rFonts w:ascii="Times New Roman" w:hAnsi="Times New Roman" w:cs="Times New Roman"/>
+          <w:i/>
+        </w:rPr>
+      </w:pPr>
+      <w:r>
+        <w:rPr>
+          <w:rFonts w:ascii="Times New Roman" w:hAnsi="Times New Roman" w:cs="Times New Roman"/>
+          <w:i/>
+        </w:rPr>
+        <w:t xml:space="preserve">Цель приобретения: </w:t>
+      </w:r>
+      <w:r>
+        <w:rPr>
+          <w:rFonts w:ascii="Times New Roman" w:hAnsi="Times New Roman" w:cs="Times New Roman"/>
+        </w:rPr>
+        <w:t>Для собственного потребления и (или) производства</w:t>
+      </w:r>
+    </w:p>
+    <w:p>
+      <w:pPr>
+        <w:rPr>
+          <w:rFonts w:ascii="Times New Roman" w:hAnsi="Times New Roman" w:cs="Times New Roman"/>
+          <w:i/>
+          <w:sz w:val="20"/>
+          <w:szCs w:val="20"/>
+        </w:rPr>
+      </w:pPr>
+      <w:r>
+        <w:rPr>
+          <w:rFonts w:ascii="Times New Roman" w:hAnsi="Times New Roman" w:cs="Times New Roman"/>
+          <w:i/>
+          <w:sz w:val="20"/>
+          <w:szCs w:val="20"/>
+        </w:rPr>
+        <w:t xml:space="preserve">Счет действителен в течение </w:t>
+      </w:r>
+      <w:r>
+        <w:rPr>
+          <w:rFonts w:ascii="Times New Roman" w:hAnsi="Times New Roman" w:cs="Times New Roman"/>
+          <w:i/>
+          <w:sz w:val="20"/>
+          <w:szCs w:val="20"/>
+          <w:u w:val="single"/>
+        </w:rPr>
+        <w:t>1 (одного) банковского дня.</w:t>
+      </w:r>
+    </w:p>
+    <w:p>
+      <w:pPr>
         <w:spacing w:line="240" w:lineRule="auto"/>
         <w:rPr>
           <w:sz w:val="8"/>
           <w:szCs w:val="8"/>
         </w:rPr>
       </w:pPr>
-      <w:bookmarkStart w:id="0" w:name="_GoBack"/>
-      <w:bookmarkEnd w:id="0"/>
     </w:p>
     <w:p>
       <w:r>
@@ -552,16 +591,7 @@
           <w:sz w:val="24"/>
           <w:szCs w:val="24"/>
         </w:rPr>
-        <w:t>Всего</w:t>
-      </w:r>
-      <w:r>
-        <w:rPr>
-          <w:rFonts w:ascii="Times New Roman" w:hAnsi="Times New Roman" w:cs="Times New Roman"/>
-          <w:b/>
-          <w:sz w:val="24"/>
-          <w:szCs w:val="24"/>
-        </w:rPr>
-        <w:t xml:space="preserve"> на сумму: {{</w:t>
+        <w:t>Сумма НДС: {{</w:t>
       </w:r>
       <w:proofErr w:type="spellStart"/>
       <w:r>
@@ -572,6 +602,161 @@
           <w:szCs w:val="24"/>
           <w:lang w:val="en-US"/>
         </w:rPr>
+        <w:t>varSum</w:t>
+      </w:r>
+      <w:proofErr w:type="spellEnd"/>
+      <w:r>
+        <w:rPr>
+          <w:rFonts w:ascii="Times New Roman" w:hAnsi="Times New Roman" w:cs="Times New Roman"/>
+          <w:b/>
+          <w:sz w:val="24"/>
+          <w:szCs w:val="24"/>
+        </w:rPr>
+        <w:t>}}</w:t>
+      </w:r>
+      <w:r>
+        <w:rPr>
+          <w:rFonts w:ascii="Times New Roman" w:hAnsi="Times New Roman" w:cs="Times New Roman"/>
+          <w:b/>
+          <w:sz w:val="24"/>
+          <w:szCs w:val="24"/>
+        </w:rPr>
+        <w:t xml:space="preserve"> </w:t>
+      </w:r>
+      <w:proofErr w:type="spellStart"/>
+      <w:r>
+        <w:rPr>
+          <w:rFonts w:ascii="Times New Roman" w:hAnsi="Times New Roman" w:cs="Times New Roman"/>
+          <w:b/>
+          <w:sz w:val="24"/>
+          <w:szCs w:val="24"/>
+        </w:rPr>
+        <w:t>бел.руб</w:t>
+      </w:r>
+      <w:proofErr w:type="spellEnd"/>
+      <w:r>
+        <w:rPr>
+          <w:rFonts w:ascii="Times New Roman" w:hAnsi="Times New Roman" w:cs="Times New Roman"/>
+          <w:b/>
+          <w:sz w:val="24"/>
+          <w:szCs w:val="24"/>
+        </w:rPr>
+        <w:t>.</w:t>
+      </w:r>
+      <w:r>
+        <w:rPr>
+          <w:rFonts w:ascii="Times New Roman" w:hAnsi="Times New Roman" w:cs="Times New Roman"/>
+          <w:b/>
+          <w:sz w:val="24"/>
+          <w:szCs w:val="24"/>
+        </w:rPr>
+        <w:t xml:space="preserve"> </w:t>
+      </w:r>
+      <w:r>
+        <w:rPr>
+          <w:rFonts w:ascii="Times New Roman" w:hAnsi="Times New Roman" w:cs="Times New Roman"/>
+          <w:b/>
+          <w:sz w:val="24"/>
+          <w:szCs w:val="24"/>
+        </w:rPr>
+        <w:t>(</w:t>
+      </w:r>
+      <w:r>
+        <w:rPr>
+          <w:rFonts w:ascii="Times New Roman" w:hAnsi="Times New Roman" w:cs="Times New Roman"/>
+          <w:b/>
+          <w:sz w:val="24"/>
+          <w:szCs w:val="24"/>
+        </w:rPr>
+        <w:t>{{</w:t>
+      </w:r>
+      <w:proofErr w:type="spellStart"/>
+      <w:r>
+        <w:rPr>
+          <w:rFonts w:ascii="Times New Roman" w:hAnsi="Times New Roman" w:cs="Times New Roman"/>
+          <w:b/>
+          <w:sz w:val="24"/>
+          <w:szCs w:val="24"/>
+          <w:lang w:val="en-US"/>
+        </w:rPr>
+        <w:t>varSumWords</w:t>
+      </w:r>
+      <w:proofErr w:type="spellEnd"/>
+      <w:r>
+        <w:rPr>
+          <w:rFonts w:ascii="Times New Roman" w:hAnsi="Times New Roman" w:cs="Times New Roman"/>
+          <w:b/>
+          <w:sz w:val="24"/>
+          <w:szCs w:val="24"/>
+        </w:rPr>
+        <w:t>}}</w:t>
+      </w:r>
+      <w:r>
+        <w:rPr>
+          <w:rFonts w:ascii="Times New Roman" w:hAnsi="Times New Roman" w:cs="Times New Roman"/>
+          <w:b/>
+          <w:sz w:val="24"/>
+          <w:szCs w:val="24"/>
+        </w:rPr>
+        <w:t>)</w:t>
+      </w:r>
+      <w:r>
+        <w:rPr>
+          <w:rFonts w:ascii="Times New Roman" w:hAnsi="Times New Roman" w:cs="Times New Roman"/>
+          <w:b/>
+          <w:sz w:val="24"/>
+          <w:szCs w:val="24"/>
+        </w:rPr>
+        <w:t>.</w:t>
+      </w:r>
+    </w:p>
+    <w:p>
+      <w:pPr>
+        <w:rPr>
+          <w:rFonts w:ascii="Times New Roman" w:hAnsi="Times New Roman" w:cs="Times New Roman"/>
+          <w:b/>
+          <w:sz w:val="24"/>
+          <w:szCs w:val="24"/>
+        </w:rPr>
+      </w:pPr>
+      <w:r>
+        <w:rPr>
+          <w:rFonts w:ascii="Times New Roman" w:hAnsi="Times New Roman" w:cs="Times New Roman"/>
+          <w:b/>
+          <w:sz w:val="24"/>
+          <w:szCs w:val="24"/>
+        </w:rPr>
+        <w:t xml:space="preserve">Всего к </w:t>
+      </w:r>
+      <w:proofErr w:type="gramStart"/>
+      <w:r>
+        <w:rPr>
+          <w:rFonts w:ascii="Times New Roman" w:hAnsi="Times New Roman" w:cs="Times New Roman"/>
+          <w:b/>
+          <w:sz w:val="24"/>
+          <w:szCs w:val="24"/>
+        </w:rPr>
+        <w:t>оплате  на</w:t>
+      </w:r>
+      <w:proofErr w:type="gramEnd"/>
+      <w:r>
+        <w:rPr>
+          <w:rFonts w:ascii="Times New Roman" w:hAnsi="Times New Roman" w:cs="Times New Roman"/>
+          <w:b/>
+          <w:sz w:val="24"/>
+          <w:szCs w:val="24"/>
+        </w:rPr>
+        <w:t xml:space="preserve"> сумму с НДС: {{</w:t>
+      </w:r>
+      <w:proofErr w:type="spellStart"/>
+      <w:r>
+        <w:rPr>
+          <w:rFonts w:ascii="Times New Roman" w:hAnsi="Times New Roman" w:cs="Times New Roman"/>
+          <w:b/>
+          <w:sz w:val="24"/>
+          <w:szCs w:val="24"/>
+          <w:lang w:val="en-US"/>
+        </w:rPr>
         <w:t>totalSum</w:t>
       </w:r>
       <w:proofErr w:type="spellEnd"/>
@@ -674,10 +859,17 @@
     <w:p>
       <w:pPr>
         <w:rPr>
-          <w:sz w:val="16"/>
-          <w:szCs w:val="16"/>
-        </w:rPr>
-      </w:pPr>
+          <w:sz w:val="18"/>
+          <w:szCs w:val="18"/>
+        </w:rPr>
+      </w:pPr>
+      <w:r>
+        <w:rPr>
+          <w:sz w:val="18"/>
+          <w:szCs w:val="18"/>
+        </w:rPr>
+        <w:t>При получении товара ОБЯЗАТЕЛЬНО иметь при себе: 1. Паспорт 2. Доверенность 3. Ксерокопию договора, заверенную печатью.</w:t>
+      </w:r>
     </w:p>
     <w:p>
       <w:pPr>
@@ -821,6 +1013,52 @@
         </w:rPr>
       </w:pPr>
     </w:p>
+    <w:p>
+      <w:pPr>
+        <w:rPr>
+          <w:sz w:val="24"/>
+          <w:szCs w:val="24"/>
+        </w:rPr>
+      </w:pPr>
+    </w:p>
+    <w:p>
+      <w:pPr>
+        <w:rPr>
+          <w:sz w:val="24"/>
+          <w:szCs w:val="24"/>
+        </w:rPr>
+      </w:pPr>
+    </w:p>
+    <w:p>
+      <w:pPr>
+        <w:rPr>
+          <w:sz w:val="24"/>
+          <w:szCs w:val="24"/>
+        </w:rPr>
+      </w:pPr>
+    </w:p>
+    <w:p>
+      <w:pPr>
+        <w:rPr>
+          <w:rFonts w:ascii="Times New Roman" w:hAnsi="Times New Roman" w:cs="Times New Roman"/>
+          <w:sz w:val="24"/>
+          <w:szCs w:val="24"/>
+        </w:rPr>
+      </w:pPr>
+      <w:r>
+        <w:rPr>
+          <w:rFonts w:ascii="Times New Roman" w:hAnsi="Times New Roman" w:cs="Times New Roman"/>
+          <w:b/>
+          <w:sz w:val="24"/>
+          <w:szCs w:val="24"/>
+          <w:u w:val="single"/>
+        </w:rPr>
+        <w:t>Код платежа:11701</w:t>
+      </w:r>
+      <w:bookmarkStart w:id="0" w:name="_GoBack"/>
+      <w:bookmarkEnd w:id="0"/>
+    </w:p>
+    <w:p/>
     <w:sectPr>
       <w:pgSz w:w="11906" w:h="16838"/>
       <w:pgMar w:top="426" w:right="707" w:bottom="1134" w:left="709" w:header="708" w:footer="708" w:gutter="0"/>

--- a/src/utils/template_retail.docx
+++ b/src/utils/template_retail.docx
@@ -371,7 +371,7 @@
           <w:b/>
           <w:szCs w:val="24"/>
         </w:rPr>
-        <w:t>+375 29 984-67-46</w:t>
+        <w:t>+375 29 134-21-97</w:t>
       </w:r>
     </w:p>
     <w:p>
@@ -400,6 +400,24 @@
           <w:szCs w:val="36"/>
         </w:rPr>
         <w:t>СЧЕТ</w:t>
+      </w:r>
+      <w:r>
+        <w:rPr>
+          <w:rFonts w:ascii="Times New Roman" w:hAnsi="Times New Roman" w:cs="Times New Roman"/>
+          <w:b/>
+          <w:sz w:val="36"/>
+          <w:szCs w:val="36"/>
+        </w:rPr>
+        <w:t xml:space="preserve"> (</w:t>
+      </w:r>
+      <w:r>
+        <w:rPr>
+          <w:rFonts w:ascii="Times New Roman" w:hAnsi="Times New Roman" w:cs="Times New Roman"/>
+          <w:b/>
+          <w:sz w:val="36"/>
+          <w:szCs w:val="36"/>
+        </w:rPr>
+        <w:t>заказ)</w:t>
       </w:r>
       <w:r>
         <w:rPr>
@@ -506,31 +524,19 @@
         <w:rPr>
           <w:rFonts w:ascii="Times New Roman" w:hAnsi="Times New Roman" w:cs="Times New Roman"/>
           <w:i/>
-        </w:rPr>
-      </w:pPr>
-      <w:r>
-        <w:rPr>
-          <w:rFonts w:ascii="Times New Roman" w:hAnsi="Times New Roman" w:cs="Times New Roman"/>
-          <w:i/>
-        </w:rPr>
-        <w:t xml:space="preserve">Цель приобретения: </w:t>
-      </w:r>
-      <w:r>
-        <w:rPr>
-          <w:rFonts w:ascii="Times New Roman" w:hAnsi="Times New Roman" w:cs="Times New Roman"/>
-        </w:rPr>
-        <w:t>Для собственного потребления и (или) производства</w:t>
-      </w:r>
-    </w:p>
-    <w:p>
-      <w:pPr>
+          <w:sz w:val="20"/>
+          <w:szCs w:val="20"/>
+        </w:rPr>
+      </w:pPr>
+      <w:r>
         <w:rPr>
           <w:rFonts w:ascii="Times New Roman" w:hAnsi="Times New Roman" w:cs="Times New Roman"/>
           <w:i/>
           <w:sz w:val="20"/>
           <w:szCs w:val="20"/>
         </w:rPr>
-      </w:pPr>
+        <w:t>Счет</w:t>
+      </w:r>
       <w:r>
         <w:rPr>
           <w:rFonts w:ascii="Times New Roman" w:hAnsi="Times New Roman" w:cs="Times New Roman"/>
@@ -538,7 +544,27 @@
           <w:sz w:val="20"/>
           <w:szCs w:val="20"/>
         </w:rPr>
-        <w:t xml:space="preserve">Счет действителен в течение </w:t>
+        <w:t xml:space="preserve"> (</w:t>
+      </w:r>
+      <w:r>
+        <w:rPr>
+          <w:rFonts w:ascii="Times New Roman" w:hAnsi="Times New Roman" w:cs="Times New Roman"/>
+          <w:i/>
+          <w:sz w:val="20"/>
+          <w:szCs w:val="20"/>
+        </w:rPr>
+        <w:t>заказ)</w:t>
+      </w:r>
+      <w:bookmarkStart w:id="0" w:name="_GoBack"/>
+      <w:bookmarkEnd w:id="0"/>
+      <w:r>
+        <w:rPr>
+          <w:rFonts w:ascii="Times New Roman" w:hAnsi="Times New Roman" w:cs="Times New Roman"/>
+          <w:i/>
+          <w:sz w:val="20"/>
+          <w:szCs w:val="20"/>
+        </w:rPr>
+        <w:t xml:space="preserve"> действителен в течение </w:t>
       </w:r>
       <w:r>
         <w:rPr>
@@ -726,27 +752,7 @@
           <w:sz w:val="24"/>
           <w:szCs w:val="24"/>
         </w:rPr>
-        <w:t xml:space="preserve">Всего к </w:t>
-      </w:r>
-      <w:proofErr w:type="gramStart"/>
-      <w:r>
-        <w:rPr>
-          <w:rFonts w:ascii="Times New Roman" w:hAnsi="Times New Roman" w:cs="Times New Roman"/>
-          <w:b/>
-          <w:sz w:val="24"/>
-          <w:szCs w:val="24"/>
-        </w:rPr>
-        <w:t>оплате  на</w:t>
-      </w:r>
-      <w:proofErr w:type="gramEnd"/>
-      <w:r>
-        <w:rPr>
-          <w:rFonts w:ascii="Times New Roman" w:hAnsi="Times New Roman" w:cs="Times New Roman"/>
-          <w:b/>
-          <w:sz w:val="24"/>
-          <w:szCs w:val="24"/>
-        </w:rPr>
-        <w:t xml:space="preserve"> сумму с НДС: {{</w:t>
+        <w:t>Всего к оплате на сумму с НДС: {{</w:t>
       </w:r>
       <w:proofErr w:type="spellStart"/>
       <w:r>
@@ -1032,31 +1038,192 @@
     <w:p>
       <w:pPr>
         <w:rPr>
-          <w:sz w:val="24"/>
-          <w:szCs w:val="24"/>
-        </w:rPr>
-      </w:pPr>
-    </w:p>
-    <w:p>
-      <w:pPr>
-        <w:rPr>
-          <w:rFonts w:ascii="Times New Roman" w:hAnsi="Times New Roman" w:cs="Times New Roman"/>
-          <w:sz w:val="24"/>
-          <w:szCs w:val="24"/>
-        </w:rPr>
-      </w:pPr>
-      <w:r>
-        <w:rPr>
           <w:rFonts w:ascii="Times New Roman" w:hAnsi="Times New Roman" w:cs="Times New Roman"/>
           <w:b/>
           <w:sz w:val="24"/>
           <w:szCs w:val="24"/>
           <w:u w:val="single"/>
         </w:rPr>
+      </w:pPr>
+      <w:r>
+        <w:rPr>
+          <w:rFonts w:ascii="Times New Roman" w:hAnsi="Times New Roman" w:cs="Times New Roman"/>
+          <w:b/>
+          <w:sz w:val="24"/>
+          <w:szCs w:val="24"/>
+          <w:u w:val="single"/>
+        </w:rPr>
         <w:t>Код платежа:11701</w:t>
       </w:r>
-      <w:bookmarkStart w:id="0" w:name="_GoBack"/>
-      <w:bookmarkEnd w:id="0"/>
+    </w:p>
+    <w:p>
+      <w:pPr>
+        <w:rPr>
+          <w:rFonts w:ascii="Times New Roman" w:hAnsi="Times New Roman" w:cs="Times New Roman"/>
+          <w:sz w:val="36"/>
+          <w:szCs w:val="36"/>
+        </w:rPr>
+      </w:pPr>
+      <w:r>
+        <w:rPr>
+          <w:rFonts w:ascii="Times New Roman" w:hAnsi="Times New Roman" w:cs="Times New Roman"/>
+          <w:b/>
+          <w:sz w:val="36"/>
+          <w:szCs w:val="36"/>
+          <w:u w:val="single"/>
+        </w:rPr>
+        <w:t xml:space="preserve">При оплате через </w:t>
+      </w:r>
+      <w:proofErr w:type="gramStart"/>
+      <w:r>
+        <w:rPr>
+          <w:rFonts w:ascii="Times New Roman" w:hAnsi="Times New Roman" w:cs="Times New Roman"/>
+          <w:b/>
+          <w:sz w:val="36"/>
+          <w:szCs w:val="36"/>
+          <w:u w:val="single"/>
+        </w:rPr>
+        <w:t>ЕРИП :</w:t>
+      </w:r>
+      <w:proofErr w:type="gramEnd"/>
+      <w:r>
+        <w:rPr>
+          <w:rFonts w:ascii="Times New Roman" w:hAnsi="Times New Roman" w:cs="Times New Roman"/>
+          <w:b/>
+          <w:sz w:val="36"/>
+          <w:szCs w:val="36"/>
+          <w:u w:val="single"/>
+        </w:rPr>
+        <w:t xml:space="preserve"> </w:t>
+      </w:r>
+    </w:p>
+    <w:p>
+      <w:r>
+        <w:rPr>
+          <w:b/>
+          <w:sz w:val="28"/>
+          <w:szCs w:val="28"/>
+        </w:rPr>
+        <w:t>ЕРИП</w:t>
+      </w:r>
+      <w:r>
+        <w:t xml:space="preserve"> =&gt; </w:t>
+      </w:r>
+      <w:r>
+        <w:rPr>
+          <w:b/>
+          <w:sz w:val="28"/>
+          <w:szCs w:val="28"/>
+        </w:rPr>
+        <w:t>Обустройство дома, бытовые услуги</w:t>
+      </w:r>
+      <w:r>
+        <w:t xml:space="preserve"> </w:t>
+      </w:r>
+      <w:r>
+        <w:rPr>
+          <w:sz w:val="28"/>
+          <w:szCs w:val="28"/>
+        </w:rPr>
+        <w:t xml:space="preserve">=&gt; </w:t>
+      </w:r>
+      <w:r>
+        <w:rPr>
+          <w:b/>
+          <w:sz w:val="28"/>
+          <w:szCs w:val="28"/>
+        </w:rPr>
+        <w:t>Строительные материалы, товары</w:t>
+      </w:r>
+      <w:r>
+        <w:t xml:space="preserve"> =&gt; </w:t>
+      </w:r>
+      <w:r>
+        <w:rPr>
+          <w:b/>
+          <w:sz w:val="28"/>
+          <w:szCs w:val="28"/>
+        </w:rPr>
+        <w:t>Минск</w:t>
+      </w:r>
+      <w:r>
+        <w:t xml:space="preserve"> =&gt; </w:t>
+      </w:r>
+      <w:proofErr w:type="spellStart"/>
+      <w:r>
+        <w:rPr>
+          <w:b/>
+          <w:sz w:val="28"/>
+          <w:szCs w:val="28"/>
+        </w:rPr>
+        <w:t>Скрам</w:t>
+      </w:r>
+      <w:proofErr w:type="spellEnd"/>
+      <w:r>
+        <w:rPr>
+          <w:b/>
+          <w:sz w:val="28"/>
+          <w:szCs w:val="28"/>
+        </w:rPr>
+        <w:t xml:space="preserve"> Материалы</w:t>
+      </w:r>
+      <w:r>
+        <w:t xml:space="preserve"> =&gt; </w:t>
+      </w:r>
+      <w:r>
+        <w:rPr>
+          <w:b/>
+          <w:sz w:val="28"/>
+          <w:szCs w:val="28"/>
+        </w:rPr>
+        <w:t>Оплата строительных материалов</w:t>
+      </w:r>
+      <w:r>
+        <w:t xml:space="preserve"> =&gt; (</w:t>
+      </w:r>
+      <w:r>
+        <w:rPr>
+          <w:b/>
+          <w:sz w:val="24"/>
+          <w:szCs w:val="24"/>
+        </w:rPr>
+        <w:t>ввести номер заказа</w:t>
+      </w:r>
+      <w:r>
+        <w:t xml:space="preserve">) </w:t>
+      </w:r>
+      <w:r>
+        <w:rPr>
+          <w:sz w:val="24"/>
+          <w:szCs w:val="24"/>
+        </w:rPr>
+        <w:t>{{</w:t>
+      </w:r>
+      <w:proofErr w:type="spellStart"/>
+      <w:r>
+        <w:rPr>
+          <w:sz w:val="24"/>
+          <w:szCs w:val="24"/>
+        </w:rPr>
+        <w:t>orderID</w:t>
+      </w:r>
+      <w:proofErr w:type="spellEnd"/>
+      <w:r>
+        <w:rPr>
+          <w:sz w:val="24"/>
+          <w:szCs w:val="24"/>
+        </w:rPr>
+        <w:t>}}</w:t>
+      </w:r>
+    </w:p>
+    <w:p>
+      <w:pPr>
+        <w:rPr>
+          <w:rFonts w:ascii="Times New Roman" w:hAnsi="Times New Roman" w:cs="Times New Roman"/>
+          <w:sz w:val="24"/>
+          <w:szCs w:val="24"/>
+        </w:rPr>
+      </w:pPr>
     </w:p>
     <w:p/>
     <w:sectPr>
